--- a/klagomål/A 60378-2025 FSC-klagomål.docx
+++ b/klagomål/A 60378-2025 FSC-klagomål.docx
@@ -1105,7 +1105,7 @@
     <w:r>
       <w:tab/>
       <w:tab/>
-      <w:t>2025-12-05</w:t>
+      <w:t>2025-12-06</w:t>
       <w:br/>
       <w:br/>
     </w:r>

--- a/klagomål/A 60378-2025 FSC-klagomål.docx
+++ b/klagomål/A 60378-2025 FSC-klagomål.docx
@@ -1105,7 +1105,7 @@
     <w:r>
       <w:tab/>
       <w:tab/>
-      <w:t>2025-12-06</w:t>
+      <w:t>2025-12-07</w:t>
       <w:br/>
       <w:br/>
     </w:r>

--- a/klagomål/A 60378-2025 FSC-klagomål.docx
+++ b/klagomål/A 60378-2025 FSC-klagomål.docx
@@ -1105,7 +1105,7 @@
     <w:r>
       <w:tab/>
       <w:tab/>
-      <w:t>2025-12-07</w:t>
+      <w:t>2025-12-08</w:t>
       <w:br/>
       <w:br/>
     </w:r>

--- a/klagomål/A 60378-2025 FSC-klagomål.docx
+++ b/klagomål/A 60378-2025 FSC-klagomål.docx
@@ -1105,7 +1105,7 @@
     <w:r>
       <w:tab/>
       <w:tab/>
-      <w:t>2025-12-08</w:t>
+      <w:t>2025-12-09</w:t>
       <w:br/>
       <w:br/>
     </w:r>

--- a/klagomål/A 60378-2025 FSC-klagomål.docx
+++ b/klagomål/A 60378-2025 FSC-klagomål.docx
@@ -1105,7 +1105,7 @@
     <w:r>
       <w:tab/>
       <w:tab/>
-      <w:t>2025-12-09</w:t>
+      <w:t>2025-12-10</w:t>
       <w:br/>
       <w:br/>
     </w:r>

--- a/klagomål/A 60378-2025 FSC-klagomål.docx
+++ b/klagomål/A 60378-2025 FSC-klagomål.docx
@@ -1105,7 +1105,7 @@
     <w:r>
       <w:tab/>
       <w:tab/>
-      <w:t>2025-12-10</w:t>
+      <w:t>2025-12-11</w:t>
       <w:br/>
       <w:br/>
     </w:r>

--- a/klagomål/A 60378-2025 FSC-klagomål.docx
+++ b/klagomål/A 60378-2025 FSC-klagomål.docx
@@ -1105,7 +1105,7 @@
     <w:r>
       <w:tab/>
       <w:tab/>
-      <w:t>2025-12-11</w:t>
+      <w:t>2025-12-12</w:t>
       <w:br/>
       <w:br/>
     </w:r>

--- a/klagomål/A 60378-2025 FSC-klagomål.docx
+++ b/klagomål/A 60378-2025 FSC-klagomål.docx
@@ -1105,7 +1105,7 @@
     <w:r>
       <w:tab/>
       <w:tab/>
-      <w:t>2025-12-12</w:t>
+      <w:t>2025-12-13</w:t>
       <w:br/>
       <w:br/>
     </w:r>
